--- a/标签.docx
+++ b/标签.docx
@@ -3,6 +3,11 @@
 <w:document xmlns:wpc="http://schemas.microsoft.com/office/word/2010/wordprocessingCanvas" xmlns:cx="http://schemas.microsoft.com/office/drawing/2014/chartex" xmlns:cx1="http://schemas.microsoft.com/office/drawing/2015/9/8/chartex" xmlns:cx2="http://schemas.microsoft.com/office/drawing/2015/10/21/chartex" xmlns:cx3="http://schemas.microsoft.com/office/drawing/2016/5/9/chartex" xmlns:cx4="http://schemas.microsoft.com/office/drawing/2016/5/10/chartex" xmlns:cx5="http://schemas.microsoft.com/office/drawing/2016/5/11/chartex" xmlns:cx6="http://schemas.microsoft.com/office/drawing/2016/5/12/chartex" xmlns:cx7="http://schemas.microsoft.com/office/drawing/2016/5/13/chartex" xmlns:cx8="http://schemas.microsoft.com/office/drawing/2016/5/14/chartex" xmlns:mc="http://schemas.openxmlformats.org/markup-compatibility/2006" xmlns:aink="http://schemas.microsoft.com/office/drawing/2016/ink" xmlns:am3d="http://schemas.microsoft.com/office/drawing/2017/model3d" xmlns:o="urn:schemas-microsoft-com:office:office" xmlns:oel="http://schemas.microsoft.com/office/2019/extlst" xmlns:r="http://schemas.openxmlformats.org/officeDocument/2006/relationships" xmlns:m="http://schemas.openxmlformats.org/officeDocument/2006/math" xmlns:v="urn:schemas-microsoft-com:vml" xmlns:wp14="http://schemas.microsoft.com/office/word/2010/wordprocessingDrawing" xmlns:wp="http://schemas.openxmlformats.org/drawingml/2006/wordprocessingDrawing" xmlns:w10="urn:schemas-microsoft-com:office:word" xmlns:w="http://schemas.openxmlformats.org/wordprocessingml/2006/main" xmlns:w14="http://schemas.microsoft.com/office/word/2010/wordml" xmlns:w15="http://schemas.microsoft.com/office/word/2012/wordml" xmlns:w16cex="http://schemas.microsoft.com/office/word/2018/wordml/cex" xmlns:w16cid="http://schemas.microsoft.com/office/word/2016/wordml/cid" xmlns:w16="http://schemas.microsoft.com/office/word/2018/wordml" xmlns:w16du="http://schemas.microsoft.com/office/word/2023/wordml/word16du" xmlns:w16sdtdh="http://schemas.microsoft.com/office/word/2020/wordml/sdtdatahash" xmlns:w16sdtfl="http://schemas.microsoft.com/office/word/2024/wordml/sdtformatlock" xmlns:w16se="http://schemas.microsoft.com/office/word/2015/wordml/symex" xmlns:wpg="http://schemas.microsoft.com/office/word/2010/wordprocessingGroup" xmlns:wpi="http://schemas.microsoft.com/office/word/2010/wordprocessingInk" xmlns:wne="http://schemas.microsoft.com/office/word/2006/wordml" xmlns:wps="http://schemas.microsoft.com/office/word/2010/wordprocessingShape" mc:Ignorable="w14 w15 w16se w16cid w16 w16cex w16sdtdh w16sdtfl w16du wp14">
   <w:body>
     <w:p>
+      <w:pPr>
+        <w:rPr>
+          <w:rFonts w:hint="eastAsia"/>
+        </w:rPr>
+      </w:pPr>
       <w:r>
         <w:rPr>
           <w:b/>
@@ -12,36 +17,103 @@
       </w:r>
     </w:p>
     <w:p>
+      <w:pPr>
+        <w:rPr>
+          <w:rFonts w:hint="eastAsia"/>
+        </w:rPr>
+      </w:pPr>
       <w:r>
         <w:t>开发机执行：</w:t>
       </w:r>
     </w:p>
     <w:p>
-      <w:r>
-        <w:t>cd qrlayout</w:t>
-      </w:r>
+      <w:pPr>
+        <w:rPr>
+          <w:rFonts w:hint="eastAsia"/>
+        </w:rPr>
+      </w:pPr>
+      <w:r>
+        <w:t xml:space="preserve">cd </w:t>
+      </w:r>
+      <w:proofErr w:type="spellStart"/>
+      <w:r>
+        <w:t>qrlayout</w:t>
+      </w:r>
+      <w:proofErr w:type="spellEnd"/>
     </w:p>
     <w:p>
-      <w:r>
-        <w:t>npm run build:core</w:t>
-      </w:r>
+      <w:pPr>
+        <w:rPr>
+          <w:rFonts w:hint="eastAsia"/>
+        </w:rPr>
+      </w:pPr>
+      <w:proofErr w:type="spellStart"/>
+      <w:r>
+        <w:t>npm</w:t>
+      </w:r>
+      <w:proofErr w:type="spellEnd"/>
+      <w:r>
+        <w:t xml:space="preserve"> run </w:t>
+      </w:r>
+      <w:proofErr w:type="spellStart"/>
+      <w:proofErr w:type="gramStart"/>
+      <w:r>
+        <w:t>build:core</w:t>
+      </w:r>
+      <w:proofErr w:type="spellEnd"/>
+      <w:proofErr w:type="gramEnd"/>
     </w:p>
     <w:p>
-      <w:r>
-        <w:t>npm run build:ui</w:t>
-      </w:r>
+      <w:pPr>
+        <w:rPr>
+          <w:rFonts w:hint="eastAsia"/>
+        </w:rPr>
+      </w:pPr>
+      <w:proofErr w:type="spellStart"/>
+      <w:r>
+        <w:t>npm</w:t>
+      </w:r>
+      <w:proofErr w:type="spellEnd"/>
+      <w:r>
+        <w:t xml:space="preserve"> run </w:t>
+      </w:r>
+      <w:proofErr w:type="spellStart"/>
+      <w:r>
+        <w:t>build:ui</w:t>
+      </w:r>
+      <w:proofErr w:type="spellEnd"/>
     </w:p>
     <w:p>
+      <w:pPr>
+        <w:rPr>
+          <w:rFonts w:hint="eastAsia"/>
+        </w:rPr>
+      </w:pPr>
       <w:r>
         <w:t>cd examples\react-demo</w:t>
       </w:r>
     </w:p>
     <w:p>
-      <w:r>
-        <w:t>npm run build</w:t>
+      <w:pPr>
+        <w:rPr>
+          <w:rFonts w:hint="eastAsia"/>
+        </w:rPr>
+      </w:pPr>
+      <w:proofErr w:type="spellStart"/>
+      <w:r>
+        <w:t>npm</w:t>
+      </w:r>
+      <w:proofErr w:type="spellEnd"/>
+      <w:r>
+        <w:t xml:space="preserve"> run build</w:t>
       </w:r>
     </w:p>
     <w:p>
+      <w:pPr>
+        <w:rPr>
+          <w:rFonts w:hint="eastAsia"/>
+        </w:rPr>
+      </w:pPr>
       <w:r>
         <w:t>然后复制这俩到服务器：</w:t>
       </w:r>
@@ -94,6 +166,7 @@
           <w:p>
             <w:pPr>
               <w:rPr>
+                <w:rFonts w:hint="eastAsia"/>
                 <w:b/>
                 <w:bCs/>
               </w:rPr>
@@ -129,6 +202,7 @@
           <w:p>
             <w:pPr>
               <w:rPr>
+                <w:rFonts w:hint="eastAsia"/>
                 <w:b/>
                 <w:bCs/>
               </w:rPr>
@@ -164,8 +238,26 @@
             <w:hideMark/>
           </w:tcPr>
           <w:p>
-            <w:r>
-              <w:t>qrlayout\examples\react-demo\dist\ 整个文件夹</w:t>
+            <w:pPr>
+              <w:rPr>
+                <w:rFonts w:hint="eastAsia"/>
+              </w:rPr>
+            </w:pPr>
+            <w:proofErr w:type="spellStart"/>
+            <w:r>
+              <w:t>qrlayout</w:t>
+            </w:r>
+            <w:proofErr w:type="spellEnd"/>
+            <w:r>
+              <w:t>\examples\react-demo\</w:t>
+            </w:r>
+            <w:proofErr w:type="spellStart"/>
+            <w:r>
+              <w:t>dist</w:t>
+            </w:r>
+            <w:proofErr w:type="spellEnd"/>
+            <w:r>
+              <w:t>\ 整个文件夹</w:t>
             </w:r>
           </w:p>
         </w:tc>
@@ -189,8 +281,18 @@
             <w:hideMark/>
           </w:tcPr>
           <w:p>
-            <w:r>
-              <w:t>dist\（覆盖）</w:t>
+            <w:pPr>
+              <w:rPr>
+                <w:rFonts w:hint="eastAsia"/>
+              </w:rPr>
+            </w:pPr>
+            <w:proofErr w:type="spellStart"/>
+            <w:r>
+              <w:t>dist</w:t>
+            </w:r>
+            <w:proofErr w:type="spellEnd"/>
+            <w:r>
+              <w:t>\（覆盖）</w:t>
             </w:r>
           </w:p>
         </w:tc>
@@ -216,8 +318,18 @@
             <w:hideMark/>
           </w:tcPr>
           <w:p>
-            <w:r>
-              <w:t>qrlayout\examples\react-demo\index.html</w:t>
+            <w:pPr>
+              <w:rPr>
+                <w:rFonts w:hint="eastAsia"/>
+              </w:rPr>
+            </w:pPr>
+            <w:proofErr w:type="spellStart"/>
+            <w:r>
+              <w:t>qrlayout</w:t>
+            </w:r>
+            <w:proofErr w:type="spellEnd"/>
+            <w:r>
+              <w:t>\examples\react-demo\index.html</w:t>
             </w:r>
           </w:p>
         </w:tc>
@@ -241,6 +353,11 @@
             <w:hideMark/>
           </w:tcPr>
           <w:p>
+            <w:pPr>
+              <w:rPr>
+                <w:rFonts w:hint="eastAsia"/>
+              </w:rPr>
+            </w:pPr>
             <w:r>
               <w:t>index.html（覆盖）</w:t>
             </w:r>
@@ -249,13 +366,23 @@
       </w:tr>
     </w:tbl>
     <w:p>
+      <w:pPr>
+        <w:rPr>
+          <w:rFonts w:hint="eastAsia"/>
+        </w:rPr>
+      </w:pPr>
       <w:r>
         <w:pict w14:anchorId="7D791826">
-          <v:rect id="_x0000_i1037" style="width:0;height:1.5pt" o:hralign="center" o:hrstd="t" o:hr="t" fillcolor="#a0a0a0" stroked="f"/>
+          <v:rect id="_x0000_i1025" style="width:0;height:1.5pt" o:hralign="center" o:hrstd="t" o:hr="t" fillcolor="#a0a0a0" stroked="f"/>
         </w:pict>
       </w:r>
     </w:p>
     <w:p>
+      <w:pPr>
+        <w:rPr>
+          <w:rFonts w:hint="eastAsia"/>
+        </w:rPr>
+      </w:pPr>
       <w:r>
         <w:rPr>
           <w:b/>
@@ -312,6 +439,257 @@
           <w:p>
             <w:pPr>
               <w:rPr>
+                <w:rFonts w:hint="eastAsia"/>
+                <w:b/>
+                <w:bCs/>
+              </w:rPr>
+            </w:pPr>
+            <w:r>
+              <w:rPr>
+                <w:b/>
+                <w:bCs/>
+              </w:rPr>
+              <w:t>开发机</w:t>
+            </w:r>
+          </w:p>
+        </w:tc>
+        <w:tc>
+          <w:tcPr>
+            <w:tcW w:w="0" w:type="auto"/>
+            <w:tcBorders>
+              <w:top w:val="single" w:sz="6" w:space="0" w:color="auto"/>
+              <w:left w:val="single" w:sz="6" w:space="0" w:color="auto"/>
+              <w:bottom w:val="single" w:sz="6" w:space="0" w:color="auto"/>
+              <w:right w:val="single" w:sz="6" w:space="0" w:color="auto"/>
+            </w:tcBorders>
+            <w:shd w:val="clear" w:color="auto" w:fill="FFFFFF"/>
+            <w:tcMar>
+              <w:top w:w="30" w:type="dxa"/>
+              <w:left w:w="30" w:type="dxa"/>
+              <w:bottom w:w="30" w:type="dxa"/>
+              <w:right w:w="30" w:type="dxa"/>
+            </w:tcMar>
+            <w:vAlign w:val="center"/>
+            <w:hideMark/>
+          </w:tcPr>
+          <w:p>
+            <w:pPr>
+              <w:rPr>
+                <w:rFonts w:hint="eastAsia"/>
+                <w:b/>
+                <w:bCs/>
+              </w:rPr>
+            </w:pPr>
+            <w:r>
+              <w:rPr>
+                <w:b/>
+                <w:bCs/>
+              </w:rPr>
+              <w:t>→ 服务器</w:t>
+            </w:r>
+          </w:p>
+        </w:tc>
+      </w:tr>
+      <w:tr>
+        <w:tc>
+          <w:tcPr>
+            <w:tcW w:w="0" w:type="auto"/>
+            <w:tcBorders>
+              <w:top w:val="single" w:sz="6" w:space="0" w:color="auto"/>
+              <w:left w:val="single" w:sz="6" w:space="0" w:color="auto"/>
+              <w:bottom w:val="single" w:sz="6" w:space="0" w:color="auto"/>
+              <w:right w:val="single" w:sz="6" w:space="0" w:color="auto"/>
+            </w:tcBorders>
+            <w:shd w:val="clear" w:color="auto" w:fill="FFFFFF"/>
+            <w:tcMar>
+              <w:top w:w="30" w:type="dxa"/>
+              <w:left w:w="30" w:type="dxa"/>
+              <w:bottom w:w="30" w:type="dxa"/>
+              <w:right w:w="30" w:type="dxa"/>
+            </w:tcMar>
+            <w:vAlign w:val="center"/>
+            <w:hideMark/>
+          </w:tcPr>
+          <w:p>
+            <w:pPr>
+              <w:rPr>
+                <w:rFonts w:hint="eastAsia"/>
+              </w:rPr>
+            </w:pPr>
+            <w:r>
+              <w:t>sap_server.py</w:t>
+            </w:r>
+          </w:p>
+        </w:tc>
+        <w:tc>
+          <w:tcPr>
+            <w:tcW w:w="0" w:type="auto"/>
+            <w:tcBorders>
+              <w:top w:val="single" w:sz="6" w:space="0" w:color="auto"/>
+              <w:left w:val="single" w:sz="6" w:space="0" w:color="auto"/>
+              <w:bottom w:val="single" w:sz="6" w:space="0" w:color="auto"/>
+              <w:right w:val="single" w:sz="6" w:space="0" w:color="auto"/>
+            </w:tcBorders>
+            <w:shd w:val="clear" w:color="auto" w:fill="FFFFFF"/>
+            <w:tcMar>
+              <w:top w:w="30" w:type="dxa"/>
+              <w:left w:w="30" w:type="dxa"/>
+              <w:bottom w:w="30" w:type="dxa"/>
+              <w:right w:w="30" w:type="dxa"/>
+            </w:tcMar>
+            <w:vAlign w:val="center"/>
+            <w:hideMark/>
+          </w:tcPr>
+          <w:p>
+            <w:pPr>
+              <w:rPr>
+                <w:rFonts w:hint="eastAsia"/>
+              </w:rPr>
+            </w:pPr>
+            <w:r>
+              <w:t>sap_server.py（覆盖）</w:t>
+            </w:r>
+          </w:p>
+        </w:tc>
+      </w:tr>
+    </w:tbl>
+    <w:p>
+      <w:pPr>
+        <w:rPr>
+          <w:rFonts w:hint="eastAsia"/>
+        </w:rPr>
+      </w:pPr>
+      <w:r>
+        <w:t>复制完在服务器上右键 停止服务.bat → 启动服务.bat 重启。</w:t>
+      </w:r>
+    </w:p>
+    <w:p>
+      <w:pPr>
+        <w:rPr>
+          <w:rFonts w:hint="eastAsia"/>
+        </w:rPr>
+      </w:pPr>
+      <w:r>
+        <w:pict w14:anchorId="29A05A0D">
+          <v:rect id="_x0000_i1026" style="width:0;height:1.5pt" o:hralign="center" o:hrstd="t" o:hr="t" fillcolor="#a0a0a0" stroked="f"/>
+        </w:pict>
+      </w:r>
+    </w:p>
+    <w:p>
+      <w:pPr>
+        <w:rPr>
+          <w:rFonts w:hint="eastAsia"/>
+        </w:rPr>
+      </w:pPr>
+      <w:r>
+        <w:rPr>
+          <w:b/>
+          <w:bCs/>
+        </w:rPr>
+        <w:t>改标签引擎（core/</w:t>
+      </w:r>
+      <w:proofErr w:type="spellStart"/>
+      <w:r>
+        <w:rPr>
+          <w:b/>
+          <w:bCs/>
+        </w:rPr>
+        <w:t>ui</w:t>
+      </w:r>
+      <w:proofErr w:type="spellEnd"/>
+      <w:r>
+        <w:rPr>
+          <w:b/>
+          <w:bCs/>
+        </w:rPr>
+        <w:t xml:space="preserve"> 源码）</w:t>
+      </w:r>
+    </w:p>
+    <w:p>
+      <w:r>
+        <w:t>先构建，再复制（跟前端一样），然后重启服务。</w:t>
+      </w:r>
+    </w:p>
+    <w:p/>
+    <w:p/>
+    <w:p/>
+    <w:p/>
+    <w:p/>
+    <w:p/>
+    <w:p/>
+    <w:p>
+      <w:r>
+        <w:rPr>
+          <w:rFonts w:hint="eastAsia"/>
+        </w:rPr>
+        <w:lastRenderedPageBreak/>
+        <w:t>V2.2版本</w:t>
+      </w:r>
+    </w:p>
+    <w:p>
+      <w:pPr>
+        <w:rPr>
+          <w:b/>
+          <w:bCs/>
+        </w:rPr>
+      </w:pPr>
+      <w:r>
+        <w:rPr>
+          <w:b/>
+          <w:bCs/>
+        </w:rPr>
+        <w:t>上传服务器清单</w:t>
+      </w:r>
+    </w:p>
+    <w:tbl>
+      <w:tblPr>
+        <w:tblW w:w="0" w:type="auto"/>
+        <w:tblBorders>
+          <w:top w:val="single" w:sz="6" w:space="0" w:color="auto"/>
+          <w:left w:val="single" w:sz="6" w:space="0" w:color="auto"/>
+          <w:bottom w:val="single" w:sz="6" w:space="0" w:color="auto"/>
+          <w:right w:val="single" w:sz="6" w:space="0" w:color="auto"/>
+        </w:tblBorders>
+        <w:shd w:val="clear" w:color="auto" w:fill="FFFFFF"/>
+        <w:tblCellMar>
+          <w:top w:w="15" w:type="dxa"/>
+          <w:left w:w="15" w:type="dxa"/>
+          <w:bottom w:w="15" w:type="dxa"/>
+          <w:right w:w="15" w:type="dxa"/>
+        </w:tblCellMar>
+        <w:tblLook w:val="04A0" w:firstRow="1" w:lastRow="0" w:firstColumn="1" w:lastColumn="0" w:noHBand="0" w:noVBand="1"/>
+      </w:tblPr>
+      <w:tblGrid>
+        <w:gridCol w:w="4559"/>
+        <w:gridCol w:w="1685"/>
+        <w:gridCol w:w="2046"/>
+      </w:tblGrid>
+      <w:tr>
+        <w:trPr>
+          <w:tblHeader/>
+        </w:trPr>
+        <w:tc>
+          <w:tcPr>
+            <w:tcW w:w="0" w:type="auto"/>
+            <w:tcBorders>
+              <w:top w:val="single" w:sz="6" w:space="0" w:color="auto"/>
+              <w:left w:val="single" w:sz="6" w:space="0" w:color="auto"/>
+              <w:bottom w:val="single" w:sz="6" w:space="0" w:color="auto"/>
+              <w:right w:val="single" w:sz="6" w:space="0" w:color="auto"/>
+            </w:tcBorders>
+            <w:shd w:val="clear" w:color="auto" w:fill="FFFFFF"/>
+            <w:tcMar>
+              <w:top w:w="30" w:type="dxa"/>
+              <w:left w:w="30" w:type="dxa"/>
+              <w:bottom w:w="30" w:type="dxa"/>
+              <w:right w:w="30" w:type="dxa"/>
+            </w:tcMar>
+            <w:vAlign w:val="center"/>
+            <w:hideMark/>
+          </w:tcPr>
+          <w:p>
+            <w:pPr>
+              <w:rPr>
                 <w:b/>
                 <w:bCs/>
               </w:rPr>
@@ -360,6 +738,41 @@
             </w:r>
           </w:p>
         </w:tc>
+        <w:tc>
+          <w:tcPr>
+            <w:tcW w:w="0" w:type="auto"/>
+            <w:tcBorders>
+              <w:top w:val="single" w:sz="6" w:space="0" w:color="auto"/>
+              <w:left w:val="single" w:sz="6" w:space="0" w:color="auto"/>
+              <w:bottom w:val="single" w:sz="6" w:space="0" w:color="auto"/>
+              <w:right w:val="single" w:sz="6" w:space="0" w:color="auto"/>
+            </w:tcBorders>
+            <w:shd w:val="clear" w:color="auto" w:fill="FFFFFF"/>
+            <w:tcMar>
+              <w:top w:w="30" w:type="dxa"/>
+              <w:left w:w="30" w:type="dxa"/>
+              <w:bottom w:w="30" w:type="dxa"/>
+              <w:right w:w="30" w:type="dxa"/>
+            </w:tcMar>
+            <w:vAlign w:val="center"/>
+            <w:hideMark/>
+          </w:tcPr>
+          <w:p>
+            <w:pPr>
+              <w:rPr>
+                <w:b/>
+                <w:bCs/>
+              </w:rPr>
+            </w:pPr>
+            <w:r>
+              <w:rPr>
+                <w:b/>
+                <w:bCs/>
+              </w:rPr>
+              <w:t>说明</w:t>
+            </w:r>
+          </w:p>
+        </w:tc>
       </w:tr>
       <w:tr>
         <w:tc>
@@ -382,8 +795,21 @@
             <w:hideMark/>
           </w:tcPr>
           <w:p>
-            <w:r>
-              <w:t>sap_server.py</w:t>
+            <w:proofErr w:type="spellStart"/>
+            <w:r>
+              <w:t>qrlayout</w:t>
+            </w:r>
+            <w:proofErr w:type="spellEnd"/>
+            <w:r>
+              <w:t>\examples\react-demo\</w:t>
+            </w:r>
+            <w:proofErr w:type="spellStart"/>
+            <w:r>
+              <w:t>dist</w:t>
+            </w:r>
+            <w:proofErr w:type="spellEnd"/>
+            <w:r>
+              <w:t>\ 整个文件夹</w:t>
             </w:r>
           </w:p>
         </w:tc>
@@ -407,8 +833,287 @@
             <w:hideMark/>
           </w:tcPr>
           <w:p>
+            <w:proofErr w:type="spellStart"/>
+            <w:r>
+              <w:t>dist</w:t>
+            </w:r>
+            <w:proofErr w:type="spellEnd"/>
+            <w:r>
+              <w:t>\（覆盖）</w:t>
+            </w:r>
+          </w:p>
+        </w:tc>
+        <w:tc>
+          <w:tcPr>
+            <w:tcW w:w="0" w:type="auto"/>
+            <w:tcBorders>
+              <w:top w:val="single" w:sz="6" w:space="0" w:color="auto"/>
+              <w:left w:val="single" w:sz="6" w:space="0" w:color="auto"/>
+              <w:bottom w:val="single" w:sz="6" w:space="0" w:color="auto"/>
+              <w:right w:val="single" w:sz="6" w:space="0" w:color="auto"/>
+            </w:tcBorders>
+            <w:shd w:val="clear" w:color="auto" w:fill="FFFFFF"/>
+            <w:tcMar>
+              <w:top w:w="30" w:type="dxa"/>
+              <w:left w:w="30" w:type="dxa"/>
+              <w:bottom w:w="30" w:type="dxa"/>
+              <w:right w:w="30" w:type="dxa"/>
+            </w:tcMar>
+            <w:vAlign w:val="center"/>
+            <w:hideMark/>
+          </w:tcPr>
+          <w:p>
+            <w:r>
+              <w:t>前端构建产物</w:t>
+            </w:r>
+          </w:p>
+        </w:tc>
+      </w:tr>
+      <w:tr>
+        <w:tc>
+          <w:tcPr>
+            <w:tcW w:w="0" w:type="auto"/>
+            <w:tcBorders>
+              <w:top w:val="single" w:sz="6" w:space="0" w:color="auto"/>
+              <w:left w:val="single" w:sz="6" w:space="0" w:color="auto"/>
+              <w:bottom w:val="single" w:sz="6" w:space="0" w:color="auto"/>
+              <w:right w:val="single" w:sz="6" w:space="0" w:color="auto"/>
+            </w:tcBorders>
+            <w:shd w:val="clear" w:color="auto" w:fill="FFFFFF"/>
+            <w:tcMar>
+              <w:top w:w="30" w:type="dxa"/>
+              <w:left w:w="30" w:type="dxa"/>
+              <w:bottom w:w="30" w:type="dxa"/>
+              <w:right w:w="30" w:type="dxa"/>
+            </w:tcMar>
+            <w:vAlign w:val="center"/>
+            <w:hideMark/>
+          </w:tcPr>
+          <w:p>
+            <w:r>
+              <w:t>sap_server.py</w:t>
+            </w:r>
+          </w:p>
+        </w:tc>
+        <w:tc>
+          <w:tcPr>
+            <w:tcW w:w="0" w:type="auto"/>
+            <w:tcBorders>
+              <w:top w:val="single" w:sz="6" w:space="0" w:color="auto"/>
+              <w:left w:val="single" w:sz="6" w:space="0" w:color="auto"/>
+              <w:bottom w:val="single" w:sz="6" w:space="0" w:color="auto"/>
+              <w:right w:val="single" w:sz="6" w:space="0" w:color="auto"/>
+            </w:tcBorders>
+            <w:shd w:val="clear" w:color="auto" w:fill="FFFFFF"/>
+            <w:tcMar>
+              <w:top w:w="30" w:type="dxa"/>
+              <w:left w:w="30" w:type="dxa"/>
+              <w:bottom w:w="30" w:type="dxa"/>
+              <w:right w:w="30" w:type="dxa"/>
+            </w:tcMar>
+            <w:vAlign w:val="center"/>
+            <w:hideMark/>
+          </w:tcPr>
+          <w:p>
             <w:r>
               <w:t>sap_server.py（覆盖）</w:t>
+            </w:r>
+          </w:p>
+        </w:tc>
+        <w:tc>
+          <w:tcPr>
+            <w:tcW w:w="0" w:type="auto"/>
+            <w:tcBorders>
+              <w:top w:val="single" w:sz="6" w:space="0" w:color="auto"/>
+              <w:left w:val="single" w:sz="6" w:space="0" w:color="auto"/>
+              <w:bottom w:val="single" w:sz="6" w:space="0" w:color="auto"/>
+              <w:right w:val="single" w:sz="6" w:space="0" w:color="auto"/>
+            </w:tcBorders>
+            <w:shd w:val="clear" w:color="auto" w:fill="FFFFFF"/>
+            <w:tcMar>
+              <w:top w:w="30" w:type="dxa"/>
+              <w:left w:w="30" w:type="dxa"/>
+              <w:bottom w:w="30" w:type="dxa"/>
+              <w:right w:w="30" w:type="dxa"/>
+            </w:tcMar>
+            <w:vAlign w:val="center"/>
+            <w:hideMark/>
+          </w:tcPr>
+          <w:p>
+            <w:r>
+              <w:t>新增 /</w:t>
+            </w:r>
+            <w:proofErr w:type="spellStart"/>
+            <w:r>
+              <w:t>api</w:t>
+            </w:r>
+            <w:proofErr w:type="spellEnd"/>
+            <w:r>
+              <w:t>/import-excel 接口</w:t>
+            </w:r>
+          </w:p>
+        </w:tc>
+      </w:tr>
+      <w:tr>
+        <w:tc>
+          <w:tcPr>
+            <w:tcW w:w="0" w:type="auto"/>
+            <w:tcBorders>
+              <w:top w:val="single" w:sz="6" w:space="0" w:color="auto"/>
+              <w:left w:val="single" w:sz="6" w:space="0" w:color="auto"/>
+              <w:bottom w:val="single" w:sz="6" w:space="0" w:color="auto"/>
+              <w:right w:val="single" w:sz="6" w:space="0" w:color="auto"/>
+            </w:tcBorders>
+            <w:shd w:val="clear" w:color="auto" w:fill="FFFFFF"/>
+            <w:tcMar>
+              <w:top w:w="30" w:type="dxa"/>
+              <w:left w:w="30" w:type="dxa"/>
+              <w:bottom w:w="30" w:type="dxa"/>
+              <w:right w:w="30" w:type="dxa"/>
+            </w:tcMar>
+            <w:vAlign w:val="center"/>
+            <w:hideMark/>
+          </w:tcPr>
+          <w:p>
+            <w:r>
+              <w:t>标签打印系统_部署版\offline-packages\openpyxl-3.1.5-py2.py3-none-any.whl</w:t>
+            </w:r>
+          </w:p>
+        </w:tc>
+        <w:tc>
+          <w:tcPr>
+            <w:tcW w:w="0" w:type="auto"/>
+            <w:tcBorders>
+              <w:top w:val="single" w:sz="6" w:space="0" w:color="auto"/>
+              <w:left w:val="single" w:sz="6" w:space="0" w:color="auto"/>
+              <w:bottom w:val="single" w:sz="6" w:space="0" w:color="auto"/>
+              <w:right w:val="single" w:sz="6" w:space="0" w:color="auto"/>
+            </w:tcBorders>
+            <w:shd w:val="clear" w:color="auto" w:fill="FFFFFF"/>
+            <w:tcMar>
+              <w:top w:w="30" w:type="dxa"/>
+              <w:left w:w="30" w:type="dxa"/>
+              <w:bottom w:w="30" w:type="dxa"/>
+              <w:right w:w="30" w:type="dxa"/>
+            </w:tcMar>
+            <w:vAlign w:val="center"/>
+            <w:hideMark/>
+          </w:tcPr>
+          <w:p>
+            <w:r>
+              <w:t>服务器同目录</w:t>
+            </w:r>
+          </w:p>
+        </w:tc>
+        <w:tc>
+          <w:tcPr>
+            <w:tcW w:w="0" w:type="auto"/>
+            <w:tcBorders>
+              <w:top w:val="single" w:sz="6" w:space="0" w:color="auto"/>
+              <w:left w:val="single" w:sz="6" w:space="0" w:color="auto"/>
+              <w:bottom w:val="single" w:sz="6" w:space="0" w:color="auto"/>
+              <w:right w:val="single" w:sz="6" w:space="0" w:color="auto"/>
+            </w:tcBorders>
+            <w:shd w:val="clear" w:color="auto" w:fill="FFFFFF"/>
+            <w:tcMar>
+              <w:top w:w="30" w:type="dxa"/>
+              <w:left w:w="30" w:type="dxa"/>
+              <w:bottom w:w="30" w:type="dxa"/>
+              <w:right w:w="30" w:type="dxa"/>
+            </w:tcMar>
+            <w:vAlign w:val="center"/>
+            <w:hideMark/>
+          </w:tcPr>
+          <w:p>
+            <w:proofErr w:type="spellStart"/>
+            <w:r>
+              <w:t>openpyxl</w:t>
+            </w:r>
+            <w:proofErr w:type="spellEnd"/>
+            <w:r>
+              <w:t xml:space="preserve"> 离线包</w:t>
+            </w:r>
+          </w:p>
+        </w:tc>
+      </w:tr>
+      <w:tr>
+        <w:tc>
+          <w:tcPr>
+            <w:tcW w:w="0" w:type="auto"/>
+            <w:tcBorders>
+              <w:top w:val="single" w:sz="6" w:space="0" w:color="auto"/>
+              <w:left w:val="single" w:sz="6" w:space="0" w:color="auto"/>
+              <w:bottom w:val="single" w:sz="6" w:space="0" w:color="auto"/>
+              <w:right w:val="single" w:sz="6" w:space="0" w:color="auto"/>
+            </w:tcBorders>
+            <w:shd w:val="clear" w:color="auto" w:fill="FFFFFF"/>
+            <w:tcMar>
+              <w:top w:w="30" w:type="dxa"/>
+              <w:left w:w="30" w:type="dxa"/>
+              <w:bottom w:w="30" w:type="dxa"/>
+              <w:right w:w="30" w:type="dxa"/>
+            </w:tcMar>
+            <w:vAlign w:val="center"/>
+            <w:hideMark/>
+          </w:tcPr>
+          <w:p>
+            <w:r>
+              <w:t>标签打印系统_部署版\offline-packages\et_xmlfile-2.0.0-py3-none-any.whl</w:t>
+            </w:r>
+          </w:p>
+        </w:tc>
+        <w:tc>
+          <w:tcPr>
+            <w:tcW w:w="0" w:type="auto"/>
+            <w:tcBorders>
+              <w:top w:val="single" w:sz="6" w:space="0" w:color="auto"/>
+              <w:left w:val="single" w:sz="6" w:space="0" w:color="auto"/>
+              <w:bottom w:val="single" w:sz="6" w:space="0" w:color="auto"/>
+              <w:right w:val="single" w:sz="6" w:space="0" w:color="auto"/>
+            </w:tcBorders>
+            <w:shd w:val="clear" w:color="auto" w:fill="FFFFFF"/>
+            <w:tcMar>
+              <w:top w:w="30" w:type="dxa"/>
+              <w:left w:w="30" w:type="dxa"/>
+              <w:bottom w:w="30" w:type="dxa"/>
+              <w:right w:w="30" w:type="dxa"/>
+            </w:tcMar>
+            <w:vAlign w:val="center"/>
+            <w:hideMark/>
+          </w:tcPr>
+          <w:p>
+            <w:r>
+              <w:t>服务器同目录</w:t>
+            </w:r>
+          </w:p>
+        </w:tc>
+        <w:tc>
+          <w:tcPr>
+            <w:tcW w:w="0" w:type="auto"/>
+            <w:tcBorders>
+              <w:top w:val="single" w:sz="6" w:space="0" w:color="auto"/>
+              <w:left w:val="single" w:sz="6" w:space="0" w:color="auto"/>
+              <w:bottom w:val="single" w:sz="6" w:space="0" w:color="auto"/>
+              <w:right w:val="single" w:sz="6" w:space="0" w:color="auto"/>
+            </w:tcBorders>
+            <w:shd w:val="clear" w:color="auto" w:fill="FFFFFF"/>
+            <w:tcMar>
+              <w:top w:w="30" w:type="dxa"/>
+              <w:left w:w="30" w:type="dxa"/>
+              <w:bottom w:w="30" w:type="dxa"/>
+              <w:right w:w="30" w:type="dxa"/>
+            </w:tcMar>
+            <w:vAlign w:val="center"/>
+            <w:hideMark/>
+          </w:tcPr>
+          <w:p>
+            <w:proofErr w:type="spellStart"/>
+            <w:r>
+              <w:t>openpyxl</w:t>
+            </w:r>
+            <w:proofErr w:type="spellEnd"/>
+            <w:r>
+              <w:t xml:space="preserve"> 依赖</w:t>
             </w:r>
           </w:p>
         </w:tc>
@@ -416,31 +1121,58 @@
     </w:tbl>
     <w:p>
       <w:r>
-        <w:t>复制完在服务器上右键 停止服务.bat → 启动服务.bat 重启。</w:t>
+        <w:rPr>
+          <w:b/>
+          <w:bCs/>
+        </w:rPr>
+        <w:t xml:space="preserve">服务器安装 </w:t>
+      </w:r>
+      <w:proofErr w:type="spellStart"/>
+      <w:r>
+        <w:rPr>
+          <w:b/>
+          <w:bCs/>
+        </w:rPr>
+        <w:t>openpyxl</w:t>
+      </w:r>
+      <w:proofErr w:type="spellEnd"/>
+      <w:r>
+        <w:rPr>
+          <w:b/>
+          <w:bCs/>
+        </w:rPr>
+        <w:t>：</w:t>
       </w:r>
     </w:p>
     <w:p>
       <w:r>
-        <w:pict w14:anchorId="29A05A0D">
-          <v:rect id="_x0000_i1038" style="width:0;height:1.5pt" o:hralign="center" o:hrstd="t" o:hr="t" fillcolor="#a0a0a0" stroked="f"/>
-        </w:pict>
+        <w:t>cd D:\10标签打印系统\标签打印系统_部署版\标签打印系统_部署版\offline-packages</w:t>
       </w:r>
     </w:p>
     <w:p>
       <w:r>
-        <w:rPr>
-          <w:b/>
-          <w:bCs/>
-        </w:rPr>
-        <w:t>改标签引擎（core/ui 源码）</w:t>
+        <w:t>pip install openpyxl-3.1.5-py2.py3-none-any.whl --no-index --find-links=.</w:t>
       </w:r>
     </w:p>
     <w:p>
       <w:r>
-        <w:t>先构建，再复制（跟前端一样），然后重启服务。</w:t>
+        <w:t>复制完文件 → 停止服务.bat → 启动服务.bat</w:t>
       </w:r>
     </w:p>
-    <w:p/>
+    <w:p>
+      <w:pPr>
+        <w:rPr>
+          <w:rFonts w:hint="eastAsia"/>
+        </w:rPr>
+      </w:pPr>
+    </w:p>
+    <w:p>
+      <w:pPr>
+        <w:rPr>
+          <w:rFonts w:hint="eastAsia"/>
+        </w:rPr>
+      </w:pPr>
+    </w:p>
     <w:sectPr>
       <w:pgSz w:w="11906" w:h="16838"/>
       <w:pgMar w:top="1440" w:right="1800" w:bottom="1440" w:left="1800" w:header="851" w:footer="992" w:gutter="0"/>
